--- a/docs/flight_records/Oct_3_2026/assets/发射流程手册.docx
+++ b/docs/flight_records/Oct_3_2026/assets/发射流程手册.docx
@@ -549,9 +549,160 @@
     </w:p>
     <w:p>
       <w:pPr>
-        <w:jc w:val="left"/>
-        <w:rPr>
-          <w:rFonts w:hint="eastAsia" w:ascii="微软雅黑" w:hAnsi="微软雅黑" w:eastAsia="微软雅黑" w:cs="微软雅黑"/>
+        <w:ind w:left="420" w:leftChars="0" w:firstLine="420" w:firstLineChars="0"/>
+        <w:jc w:val="left"/>
+        <w:rPr>
+          <w:rFonts w:hint="eastAsia" w:ascii="微软雅黑" w:hAnsi="微软雅黑" w:eastAsia="微软雅黑" w:cs="微软雅黑"/>
+          <w:b w:val="0"/>
+          <w:bCs w:val="0"/>
+          <w:i w:val="0"/>
+          <w:iCs w:val="0"/>
+          <w:color w:val="FF0000"/>
+          <w:sz w:val="22"/>
+          <w:szCs w:val="22"/>
+          <w:lang w:val="en-US" w:eastAsia="zh-CN"/>
+        </w:rPr>
+      </w:pPr>
+      <w:r>
+        <w:rPr>
+          <w:rFonts w:hint="eastAsia" w:ascii="微软雅黑" w:hAnsi="微软雅黑" w:eastAsia="微软雅黑" w:cs="微软雅黑"/>
+          <w:b w:val="0"/>
+          <w:bCs w:val="0"/>
+          <w:i w:val="0"/>
+          <w:iCs w:val="0"/>
+          <w:color w:val="FF0000"/>
+          <w:sz w:val="22"/>
+          <w:szCs w:val="22"/>
+          <w:lang w:val="en-US" w:eastAsia="zh-CN"/>
+        </w:rPr>
+        <w:t>小叮当的地面端部署备忘录：</w:t>
+      </w:r>
+    </w:p>
+    <w:p>
+      <w:pPr>
+        <w:numPr>
+          <w:ilvl w:val="0"/>
+          <w:numId w:val="2"/>
+        </w:numPr>
+        <w:ind w:left="420" w:leftChars="0" w:firstLine="420" w:firstLineChars="0"/>
+        <w:jc w:val="left"/>
+        <w:rPr>
+          <w:rFonts w:hint="eastAsia" w:ascii="微软雅黑" w:hAnsi="微软雅黑" w:eastAsia="微软雅黑" w:cs="微软雅黑"/>
+          <w:b w:val="0"/>
+          <w:bCs w:val="0"/>
+          <w:i w:val="0"/>
+          <w:iCs w:val="0"/>
+          <w:color w:val="FF0000"/>
+          <w:sz w:val="22"/>
+          <w:szCs w:val="22"/>
+          <w:lang w:val="en-US" w:eastAsia="zh-CN"/>
+        </w:rPr>
+      </w:pPr>
+      <w:r>
+        <w:rPr>
+          <w:rFonts w:hint="eastAsia" w:ascii="微软雅黑" w:hAnsi="微软雅黑" w:eastAsia="微软雅黑" w:cs="微软雅黑"/>
+          <w:b w:val="0"/>
+          <w:bCs w:val="0"/>
+          <w:i w:val="0"/>
+          <w:iCs w:val="0"/>
+          <w:color w:val="FF0000"/>
+          <w:sz w:val="22"/>
+          <w:szCs w:val="22"/>
+          <w:lang w:val="en-US" w:eastAsia="zh-CN"/>
+        </w:rPr>
+        <w:t>运行VSPE虚拟串口程序，打开COM10-&gt;COM11的虚拟串口链路。</w:t>
+      </w:r>
+    </w:p>
+    <w:p>
+      <w:pPr>
+        <w:numPr>
+          <w:ilvl w:val="0"/>
+          <w:numId w:val="2"/>
+        </w:numPr>
+        <w:ind w:left="420" w:leftChars="0" w:firstLine="420" w:firstLineChars="0"/>
+        <w:jc w:val="left"/>
+        <w:rPr>
+          <w:rFonts w:hint="default" w:ascii="微软雅黑" w:hAnsi="微软雅黑" w:eastAsia="微软雅黑" w:cs="微软雅黑"/>
+          <w:b w:val="0"/>
+          <w:bCs w:val="0"/>
+          <w:i w:val="0"/>
+          <w:iCs w:val="0"/>
+          <w:color w:val="FF0000"/>
+          <w:sz w:val="22"/>
+          <w:szCs w:val="22"/>
+          <w:lang w:val="en-US" w:eastAsia="zh-CN"/>
+        </w:rPr>
+      </w:pPr>
+      <w:r>
+        <w:rPr>
+          <w:rFonts w:hint="eastAsia" w:ascii="微软雅黑" w:hAnsi="微软雅黑" w:eastAsia="微软雅黑" w:cs="微软雅黑"/>
+          <w:b w:val="0"/>
+          <w:bCs w:val="0"/>
+          <w:i w:val="0"/>
+          <w:iCs w:val="0"/>
+          <w:color w:val="FF0000"/>
+          <w:sz w:val="22"/>
+          <w:szCs w:val="22"/>
+          <w:lang w:val="en-US" w:eastAsia="zh-CN"/>
+        </w:rPr>
+        <w:t>运行QGIS，打开XYZ tiles内的Esri地图，确认GPS Information内的</w:t>
+      </w:r>
+      <w:r>
+        <w:rPr>
+          <w:rFonts w:hint="eastAsia" w:ascii="微软雅黑" w:hAnsi="微软雅黑" w:eastAsia="微软雅黑" w:cs="微软雅黑"/>
+          <w:b w:val="0"/>
+          <w:bCs w:val="0"/>
+          <w:i w:val="0"/>
+          <w:iCs w:val="0"/>
+          <w:color w:val="FF0000"/>
+          <w:sz w:val="22"/>
+          <w:szCs w:val="22"/>
+          <w:lang w:val="en-US" w:eastAsia="zh-CN"/>
+        </w:rPr>
+        <w:tab/>
+        <w:t>设置为串口COM11。</w:t>
+      </w:r>
+    </w:p>
+    <w:p>
+      <w:pPr>
+        <w:numPr>
+          <w:ilvl w:val="0"/>
+          <w:numId w:val="2"/>
+        </w:numPr>
+        <w:ind w:left="420" w:leftChars="0" w:firstLine="420" w:firstLineChars="0"/>
+        <w:jc w:val="left"/>
+        <w:rPr>
+          <w:rFonts w:hint="default" w:ascii="微软雅黑" w:hAnsi="微软雅黑" w:eastAsia="微软雅黑" w:cs="微软雅黑"/>
+          <w:b w:val="0"/>
+          <w:bCs w:val="0"/>
+          <w:i w:val="0"/>
+          <w:iCs w:val="0"/>
+          <w:color w:val="FF0000"/>
+          <w:sz w:val="22"/>
+          <w:szCs w:val="22"/>
+          <w:lang w:val="en-US" w:eastAsia="zh-CN"/>
+        </w:rPr>
+      </w:pPr>
+      <w:r>
+        <w:rPr>
+          <w:rFonts w:hint="eastAsia" w:ascii="微软雅黑" w:hAnsi="微软雅黑" w:eastAsia="微软雅黑" w:cs="微软雅黑"/>
+          <w:b w:val="0"/>
+          <w:bCs w:val="0"/>
+          <w:i w:val="0"/>
+          <w:iCs w:val="0"/>
+          <w:color w:val="FF0000"/>
+          <w:sz w:val="22"/>
+          <w:szCs w:val="22"/>
+          <w:lang w:val="en-US" w:eastAsia="zh-CN"/>
+        </w:rPr>
+        <w:t>在终端中打开地面端Python程序。</w:t>
+      </w:r>
+    </w:p>
+    <w:p>
+      <w:pPr>
+        <w:jc w:val="left"/>
+        <w:rPr>
+          <w:rFonts w:hint="default" w:ascii="微软雅黑" w:hAnsi="微软雅黑" w:eastAsia="微软雅黑" w:cs="微软雅黑"/>
           <w:b w:val="0"/>
           <w:bCs w:val="0"/>
           <w:i w:val="0"/>
@@ -709,7 +860,7 @@
       <w:pPr>
         <w:jc w:val="left"/>
         <w:rPr>
-          <w:rFonts w:hint="default" w:ascii="微软雅黑" w:hAnsi="微软雅黑" w:eastAsia="微软雅黑" w:cs="微软雅黑"/>
+          <w:rFonts w:hint="eastAsia" w:ascii="微软雅黑" w:hAnsi="微软雅黑" w:eastAsia="微软雅黑" w:cs="微软雅黑"/>
           <w:b w:val="0"/>
           <w:bCs w:val="0"/>
           <w:i w:val="0"/>
@@ -737,30 +888,216 @@
     </w:p>
     <w:p>
       <w:pPr>
-        <w:jc w:val="left"/>
-        <w:rPr>
-          <w:rFonts w:hint="default" w:ascii="微软雅黑" w:hAnsi="微软雅黑" w:eastAsia="微软雅黑" w:cs="微软雅黑"/>
-          <w:b w:val="0"/>
-          <w:bCs w:val="0"/>
-          <w:i w:val="0"/>
-          <w:iCs w:val="0"/>
-          <w:sz w:val="22"/>
-          <w:szCs w:val="22"/>
-          <w:lang w:val="en-US" w:eastAsia="zh-CN"/>
-        </w:rPr>
-      </w:pPr>
-      <w:r>
-        <w:rPr>
-          <w:rFonts w:hint="eastAsia" w:ascii="微软雅黑" w:hAnsi="微软雅黑" w:eastAsia="微软雅黑" w:cs="微软雅黑"/>
-          <w:b w:val="0"/>
-          <w:bCs w:val="0"/>
-          <w:i w:val="0"/>
-          <w:iCs w:val="0"/>
-          <w:sz w:val="22"/>
-          <w:szCs w:val="22"/>
-          <w:lang w:val="en-US" w:eastAsia="zh-CN"/>
-        </w:rPr>
-        <w:t>9【  】等待地面端确认正常后，将开伞引线连接至飞控。</w:t>
+        <w:ind w:left="420" w:leftChars="0" w:firstLine="420" w:firstLineChars="0"/>
+        <w:jc w:val="left"/>
+        <w:rPr>
+          <w:rFonts w:hint="eastAsia" w:ascii="微软雅黑" w:hAnsi="微软雅黑" w:eastAsia="微软雅黑" w:cs="微软雅黑"/>
+          <w:b w:val="0"/>
+          <w:bCs w:val="0"/>
+          <w:i w:val="0"/>
+          <w:iCs w:val="0"/>
+          <w:color w:val="FF0000"/>
+          <w:sz w:val="22"/>
+          <w:szCs w:val="22"/>
+          <w:lang w:val="en-US" w:eastAsia="zh-CN"/>
+        </w:rPr>
+      </w:pPr>
+      <w:r>
+        <w:rPr>
+          <w:rFonts w:hint="eastAsia" w:ascii="微软雅黑" w:hAnsi="微软雅黑" w:eastAsia="微软雅黑" w:cs="微软雅黑"/>
+          <w:b w:val="0"/>
+          <w:bCs w:val="0"/>
+          <w:i w:val="0"/>
+          <w:iCs w:val="0"/>
+          <w:color w:val="FF0000"/>
+          <w:sz w:val="22"/>
+          <w:szCs w:val="22"/>
+          <w:lang w:val="en-US" w:eastAsia="zh-CN"/>
+        </w:rPr>
+        <w:t>小叮当的地面端检测备忘录：</w:t>
+      </w:r>
+    </w:p>
+    <w:p>
+      <w:pPr>
+        <w:ind w:left="420" w:leftChars="0" w:firstLine="420" w:firstLineChars="0"/>
+        <w:jc w:val="left"/>
+        <w:rPr>
+          <w:rFonts w:hint="eastAsia" w:ascii="微软雅黑" w:hAnsi="微软雅黑" w:eastAsia="微软雅黑" w:cs="微软雅黑"/>
+          <w:b w:val="0"/>
+          <w:bCs w:val="0"/>
+          <w:i w:val="0"/>
+          <w:iCs w:val="0"/>
+          <w:color w:val="FF0000"/>
+          <w:sz w:val="22"/>
+          <w:szCs w:val="22"/>
+          <w:lang w:val="en-US" w:eastAsia="zh-CN"/>
+        </w:rPr>
+      </w:pPr>
+      <w:r>
+        <w:rPr>
+          <w:rFonts w:hint="eastAsia" w:ascii="微软雅黑" w:hAnsi="微软雅黑" w:eastAsia="微软雅黑" w:cs="微软雅黑"/>
+          <w:b w:val="0"/>
+          <w:bCs w:val="0"/>
+          <w:i w:val="0"/>
+          <w:iCs w:val="0"/>
+          <w:color w:val="FF0000"/>
+          <w:sz w:val="22"/>
+          <w:szCs w:val="22"/>
+          <w:lang w:val="en-US" w:eastAsia="zh-CN"/>
+        </w:rPr>
+        <w:t>1.检查地面端处于绿色RECEIVING且数据不断更新。</w:t>
+      </w:r>
+    </w:p>
+    <w:p>
+      <w:pPr>
+        <w:ind w:left="420" w:leftChars="0" w:firstLine="420" w:firstLineChars="0"/>
+        <w:jc w:val="left"/>
+        <w:rPr>
+          <w:rFonts w:hint="eastAsia" w:ascii="微软雅黑" w:hAnsi="微软雅黑" w:eastAsia="微软雅黑" w:cs="微软雅黑"/>
+          <w:b w:val="0"/>
+          <w:bCs w:val="0"/>
+          <w:i w:val="0"/>
+          <w:iCs w:val="0"/>
+          <w:color w:val="FF0000"/>
+          <w:sz w:val="22"/>
+          <w:szCs w:val="22"/>
+          <w:lang w:val="en-US" w:eastAsia="zh-CN"/>
+        </w:rPr>
+      </w:pPr>
+      <w:r>
+        <w:rPr>
+          <w:rFonts w:hint="eastAsia" w:ascii="微软雅黑" w:hAnsi="微软雅黑" w:eastAsia="微软雅黑" w:cs="微软雅黑"/>
+          <w:b w:val="0"/>
+          <w:bCs w:val="0"/>
+          <w:i w:val="0"/>
+          <w:iCs w:val="0"/>
+          <w:color w:val="FF0000"/>
+          <w:sz w:val="22"/>
+          <w:szCs w:val="22"/>
+          <w:lang w:val="en-US" w:eastAsia="zh-CN"/>
+        </w:rPr>
+        <w:t>2.检查电池电压。</w:t>
+      </w:r>
+    </w:p>
+    <w:p>
+      <w:pPr>
+        <w:ind w:left="420" w:leftChars="0" w:firstLine="420" w:firstLineChars="0"/>
+        <w:jc w:val="left"/>
+        <w:rPr>
+          <w:rFonts w:hint="eastAsia" w:ascii="微软雅黑" w:hAnsi="微软雅黑" w:eastAsia="微软雅黑" w:cs="微软雅黑"/>
+          <w:b w:val="0"/>
+          <w:bCs w:val="0"/>
+          <w:i w:val="0"/>
+          <w:iCs w:val="0"/>
+          <w:color w:val="FF0000"/>
+          <w:sz w:val="22"/>
+          <w:szCs w:val="22"/>
+          <w:lang w:val="en-US" w:eastAsia="zh-CN"/>
+        </w:rPr>
+      </w:pPr>
+      <w:r>
+        <w:rPr>
+          <w:rFonts w:hint="eastAsia" w:ascii="微软雅黑" w:hAnsi="微软雅黑" w:eastAsia="微软雅黑" w:cs="微软雅黑"/>
+          <w:b w:val="0"/>
+          <w:bCs w:val="0"/>
+          <w:i w:val="0"/>
+          <w:iCs w:val="0"/>
+          <w:color w:val="FF0000"/>
+          <w:sz w:val="22"/>
+          <w:szCs w:val="22"/>
+          <w:lang w:val="en-US" w:eastAsia="zh-CN"/>
+        </w:rPr>
+        <w:t>3.检查GNSS数据能收到完整包。</w:t>
+      </w:r>
+    </w:p>
+    <w:p>
+      <w:pPr>
+        <w:ind w:left="420" w:leftChars="0" w:firstLine="420" w:firstLineChars="0"/>
+        <w:jc w:val="left"/>
+        <w:rPr>
+          <w:rFonts w:hint="eastAsia" w:ascii="微软雅黑" w:hAnsi="微软雅黑" w:eastAsia="微软雅黑" w:cs="微软雅黑"/>
+          <w:b w:val="0"/>
+          <w:bCs w:val="0"/>
+          <w:i w:val="0"/>
+          <w:iCs w:val="0"/>
+          <w:color w:val="FF0000"/>
+          <w:sz w:val="22"/>
+          <w:szCs w:val="22"/>
+          <w:lang w:val="en-US" w:eastAsia="zh-CN"/>
+        </w:rPr>
+      </w:pPr>
+      <w:r>
+        <w:rPr>
+          <w:rFonts w:hint="eastAsia" w:ascii="微软雅黑" w:hAnsi="微软雅黑" w:eastAsia="微软雅黑" w:cs="微软雅黑"/>
+          <w:b w:val="0"/>
+          <w:bCs w:val="0"/>
+          <w:i w:val="0"/>
+          <w:iCs w:val="0"/>
+          <w:color w:val="FF0000"/>
+          <w:sz w:val="22"/>
+          <w:szCs w:val="22"/>
+          <w:lang w:val="en-US" w:eastAsia="zh-CN"/>
+        </w:rPr>
+        <w:t>4.在QGIS内的多点定位中标定当前发射场坐标。</w:t>
+      </w:r>
+    </w:p>
+    <w:p>
+      <w:pPr>
+        <w:ind w:left="420" w:leftChars="0" w:firstLine="420" w:firstLineChars="0"/>
+        <w:jc w:val="left"/>
+        <w:rPr>
+          <w:rFonts w:hint="default" w:ascii="微软雅黑" w:hAnsi="微软雅黑" w:eastAsia="微软雅黑" w:cs="微软雅黑"/>
+          <w:b w:val="0"/>
+          <w:bCs w:val="0"/>
+          <w:i w:val="0"/>
+          <w:iCs w:val="0"/>
+          <w:color w:val="FF0000"/>
+          <w:sz w:val="22"/>
+          <w:szCs w:val="22"/>
+          <w:lang w:val="en-US" w:eastAsia="zh-CN"/>
+        </w:rPr>
+      </w:pPr>
+      <w:r>
+        <w:rPr>
+          <w:rFonts w:hint="eastAsia" w:ascii="微软雅黑" w:hAnsi="微软雅黑" w:eastAsia="微软雅黑" w:cs="微软雅黑"/>
+          <w:b w:val="0"/>
+          <w:bCs w:val="0"/>
+          <w:i w:val="0"/>
+          <w:iCs w:val="0"/>
+          <w:color w:val="FF0000"/>
+          <w:sz w:val="22"/>
+          <w:szCs w:val="22"/>
+          <w:lang w:val="en-US" w:eastAsia="zh-CN"/>
+        </w:rPr>
+        <w:t>5.打开GPS Information的串口更新并确认更新正常。</w:t>
+      </w:r>
+    </w:p>
+    <w:p>
+      <w:pPr>
+        <w:jc w:val="left"/>
+        <w:rPr>
+          <w:rFonts w:hint="default" w:ascii="微软雅黑" w:hAnsi="微软雅黑" w:eastAsia="微软雅黑" w:cs="微软雅黑"/>
+          <w:b w:val="0"/>
+          <w:bCs w:val="0"/>
+          <w:i w:val="0"/>
+          <w:iCs w:val="0"/>
+          <w:sz w:val="22"/>
+          <w:szCs w:val="22"/>
+          <w:lang w:val="en-US" w:eastAsia="zh-CN"/>
+        </w:rPr>
+      </w:pPr>
+      <w:r>
+        <w:rPr>
+          <w:rFonts w:hint="eastAsia" w:ascii="微软雅黑" w:hAnsi="微软雅黑" w:eastAsia="微软雅黑" w:cs="微软雅黑"/>
+          <w:b w:val="0"/>
+          <w:bCs w:val="0"/>
+          <w:i w:val="0"/>
+          <w:iCs w:val="0"/>
+          <w:sz w:val="22"/>
+          <w:szCs w:val="22"/>
+          <w:lang w:val="en-US" w:eastAsia="zh-CN"/>
+        </w:rPr>
+        <w:t>9【  】等待地面端确认正常后，将电子火柴引线连接至飞控，并连接电子火柴跳线帽。</w:t>
       </w:r>
       <w:r>
         <w:rPr>
@@ -1065,8 +1402,6 @@
         </w:rPr>
         <w:t>[屑]</w:t>
       </w:r>
-      <w:bookmarkStart w:id="0" w:name="_GoBack"/>
-      <w:bookmarkEnd w:id="0"/>
     </w:p>
     <w:p>
       <w:pPr>
@@ -1675,7 +2010,7 @@
       <w:pPr>
         <w:numPr>
           <w:ilvl w:val="0"/>
-          <w:numId w:val="2"/>
+          <w:numId w:val="3"/>
         </w:numPr>
         <w:ind w:leftChars="0"/>
         <w:jc w:val="left"/>
@@ -1709,7 +2044,7 @@
       <w:pPr>
         <w:numPr>
           <w:ilvl w:val="0"/>
-          <w:numId w:val="2"/>
+          <w:numId w:val="3"/>
         </w:numPr>
         <w:ind w:leftChars="0"/>
         <w:jc w:val="left"/>
@@ -1751,8 +2086,10 @@
           <w:szCs w:val="22"/>
           <w:lang w:val="en-US" w:eastAsia="zh-CN"/>
         </w:rPr>
-        <w:t>。1</w:t>
-      </w:r>
+        <w:t>。</w:t>
+      </w:r>
+      <w:bookmarkStart w:id="0" w:name="_GoBack"/>
+      <w:bookmarkEnd w:id="0"/>
     </w:p>
     <w:p>
       <w:pPr>
@@ -1828,7 +2165,7 @@
       <w:pPr>
         <w:numPr>
           <w:ilvl w:val="0"/>
-          <w:numId w:val="2"/>
+          <w:numId w:val="3"/>
         </w:numPr>
         <w:ind w:left="0" w:leftChars="0" w:firstLine="0" w:firstLineChars="0"/>
         <w:jc w:val="left"/>
@@ -1898,7 +2235,7 @@
       <w:pPr>
         <w:numPr>
           <w:ilvl w:val="0"/>
-          <w:numId w:val="2"/>
+          <w:numId w:val="3"/>
         </w:numPr>
         <w:ind w:leftChars="0"/>
         <w:jc w:val="left"/>
@@ -1968,7 +2305,7 @@
       <w:pPr>
         <w:numPr>
           <w:ilvl w:val="0"/>
-          <w:numId w:val="2"/>
+          <w:numId w:val="3"/>
         </w:numPr>
         <w:ind w:left="0" w:leftChars="0" w:firstLine="0" w:firstLineChars="0"/>
         <w:jc w:val="left"/>
@@ -2759,10 +3096,29 @@
       </w:rPr>
     </w:lvl>
   </w:abstractNum>
+  <w:abstractNum w:abstractNumId="2">
+    <w:nsid w:val="F7A29045"/>
+    <w:multiLevelType w:val="singleLevel"/>
+    <w:tmpl w:val="F7A29045"/>
+    <w:lvl w:ilvl="0" w:tentative="0">
+      <w:start w:val="1"/>
+      <w:numFmt w:val="decimal"/>
+      <w:lvlText w:val="%1."/>
+      <w:lvlJc w:val="left"/>
+      <w:pPr>
+        <w:tabs>
+          <w:tab w:val="left" w:pos="312"/>
+        </w:tabs>
+      </w:pPr>
+    </w:lvl>
+  </w:abstractNum>
   <w:num w:numId="1">
     <w:abstractNumId w:val="0"/>
   </w:num>
   <w:num w:numId="2">
+    <w:abstractNumId w:val="2"/>
+  </w:num>
+  <w:num w:numId="3">
     <w:abstractNumId w:val="1"/>
   </w:num>
 </w:numbering>
@@ -2882,7 +3238,7 @@
     <w:lsdException w:unhideWhenUsed="0" w:uiPriority="0" w:semiHidden="0" w:name="HTML Sample"/>
     <w:lsdException w:unhideWhenUsed="0" w:uiPriority="0" w:semiHidden="0" w:name="HTML Typewriter"/>
     <w:lsdException w:unhideWhenUsed="0" w:uiPriority="0" w:semiHidden="0" w:name="HTML Variable"/>
-    <w:lsdException w:unhideWhenUsed="0" w:uiPriority="0" w:name="Normal Table"/>
+    <w:lsdException w:qFormat="1" w:unhideWhenUsed="0" w:uiPriority="0" w:name="Normal Table"/>
     <w:lsdException w:unhideWhenUsed="0" w:uiPriority="0" w:semiHidden="0" w:name="annotation subject"/>
     <w:lsdException w:unhideWhenUsed="0" w:uiPriority="0" w:semiHidden="0" w:name="Table Simple 1"/>
     <w:lsdException w:unhideWhenUsed="0" w:uiPriority="0" w:semiHidden="0" w:name="Table Simple 2"/>
@@ -3052,6 +3408,7 @@
   <w:style w:type="table" w:default="1" w:styleId="2">
     <w:name w:val="Normal Table"/>
     <w:semiHidden/>
+    <w:qFormat/>
     <w:uiPriority w:val="0"/>
     <w:tblPr>
       <w:tblCellMar>
